--- a/docs/forecasting/plan_entrainement_mortal_kombat.docx
+++ b/docs/forecasting/plan_entrainement_mortal_kombat.docx
@@ -75,7 +75,7 @@
           <w:sz w:val="20"/>
           <w:szCs w:val="20"/>
         </w:rPr>
-        <w:t xml:space="preserve">22 septembre 2026</w:t>
+        <w:t xml:space="preserve">22 septembre 2026 — mis à jour le 24 septembre 2026</w:t>
       </w:r>
     </w:p>
     <w:p>
@@ -3121,6 +3121,475 @@
     </w:p>
     <w:p>
       <w:pPr>
+        <w:pStyle w:val="Heading2"/>
+        <w:spacing w:after="150" w:before="300"/>
+      </w:pPr>
+      <w:r>
+        <w:rPr>
+          <w:rFonts w:ascii="Calibri" w:cs="Calibri" w:eastAsia="Calibri" w:hAnsi="Calibri"/>
+          <w:b/>
+          <w:bCs/>
+          <w:color w:val="2F2A2E"/>
+        </w:rPr>
+        <w:t xml:space="preserve">8.3 Repères mesurés sur le marché (24 septembre 2026)</w:t>
+      </w:r>
+    </w:p>
+    <w:p>
+      <w:pPr>
+        <w:spacing w:after="160"/>
+      </w:pPr>
+      <w:r>
+        <w:rPr>
+          <w:rFonts w:ascii="Calibri" w:cs="Calibri" w:eastAsia="Calibri" w:hAnsi="Calibri"/>
+          <w:b w:val="false"/>
+          <w:bCs w:val="false"/>
+          <w:i w:val="false"/>
+          <w:iCs w:val="false"/>
+        </w:rPr>
+        <w:t xml:space="preserve">Mesuré sur ≈ 8 600 manches réelles (22 au 24 septembre), marché « Victoire dans le Round » (groupe 1050), cote de clôture de chaque manche :</w:t>
+      </w:r>
+    </w:p>
+    <w:tbl>
+      <w:tblPr>
+        <w:tblW w:type="dxa" w:w="8600"/>
+        <w:tblBorders>
+          <w:top w:val="single" w:color="auto" w:sz="4"/>
+          <w:left w:val="single" w:color="auto" w:sz="4"/>
+          <w:bottom w:val="single" w:color="auto" w:sz="4"/>
+          <w:right w:val="single" w:color="auto" w:sz="4"/>
+          <w:insideH w:val="single" w:color="auto" w:sz="4"/>
+          <w:insideV w:val="single" w:color="auto" w:sz="4"/>
+        </w:tblBorders>
+      </w:tblPr>
+      <w:tblGrid>
+        <w:gridCol w:w="3600"/>
+        <w:gridCol w:w="2500"/>
+        <w:gridCol w:w="2500"/>
+      </w:tblGrid>
+      <w:tr>
+        <w:tc>
+          <w:tcPr>
+            <w:tcW w:type="dxa" w:w="3600"/>
+            <w:shd w:fill="8B1A1A" w:val="clear"/>
+            <w:tcMar>
+              <w:top w:type="dxa" w:w="80"/>
+              <w:left w:type="dxa" w:w="100"/>
+              <w:bottom w:type="dxa" w:w="80"/>
+              <w:right w:type="dxa" w:w="100"/>
+            </w:tcMar>
+            <w:vAlign w:val="center"/>
+          </w:tcPr>
+          <w:p>
+            <w:r>
+              <w:rPr>
+                <w:rFonts w:ascii="Calibri" w:cs="Calibri" w:eastAsia="Calibri" w:hAnsi="Calibri"/>
+                <w:b/>
+                <w:bCs/>
+                <w:color w:val="FFFFFF"/>
+                <w:sz w:val="19"/>
+                <w:szCs w:val="19"/>
+              </w:rPr>
+              <w:t xml:space="preserve">Repère</w:t>
+            </w:r>
+          </w:p>
+        </w:tc>
+        <w:tc>
+          <w:tcPr>
+            <w:tcW w:type="dxa" w:w="2500"/>
+            <w:shd w:fill="8B1A1A" w:val="clear"/>
+            <w:tcMar>
+              <w:top w:type="dxa" w:w="80"/>
+              <w:left w:type="dxa" w:w="100"/>
+              <w:bottom w:type="dxa" w:w="80"/>
+              <w:right w:type="dxa" w:w="100"/>
+            </w:tcMar>
+            <w:vAlign w:val="center"/>
+          </w:tcPr>
+          <w:p>
+            <w:r>
+              <w:rPr>
+                <w:rFonts w:ascii="Calibri" w:cs="Calibri" w:eastAsia="Calibri" w:hAnsi="Calibri"/>
+                <w:b/>
+                <w:bCs/>
+                <w:color w:val="FFFFFF"/>
+                <w:sz w:val="19"/>
+                <w:szCs w:val="19"/>
+              </w:rPr>
+              <w:t xml:space="preserve">Mortal Kombat X</w:t>
+            </w:r>
+          </w:p>
+        </w:tc>
+        <w:tc>
+          <w:tcPr>
+            <w:tcW w:type="dxa" w:w="2500"/>
+            <w:shd w:fill="8B1A1A" w:val="clear"/>
+            <w:tcMar>
+              <w:top w:type="dxa" w:w="80"/>
+              <w:left w:type="dxa" w:w="100"/>
+              <w:bottom w:type="dxa" w:w="80"/>
+              <w:right w:type="dxa" w:w="100"/>
+            </w:tcMar>
+            <w:vAlign w:val="center"/>
+          </w:tcPr>
+          <w:p>
+            <w:r>
+              <w:rPr>
+                <w:rFonts w:ascii="Calibri" w:cs="Calibri" w:eastAsia="Calibri" w:hAnsi="Calibri"/>
+                <w:b/>
+                <w:bCs/>
+                <w:color w:val="FFFFFF"/>
+                <w:sz w:val="19"/>
+                <w:szCs w:val="19"/>
+              </w:rPr>
+              <w:t xml:space="preserve">Mortal Kombat 3</w:t>
+            </w:r>
+          </w:p>
+        </w:tc>
+      </w:tr>
+      <w:tr>
+        <w:tc>
+          <w:tcPr>
+            <w:tcW w:type="dxa" w:w="3600"/>
+            <w:tcMar>
+              <w:top w:type="dxa" w:w="80"/>
+              <w:left w:type="dxa" w:w="100"/>
+              <w:bottom w:type="dxa" w:w="80"/>
+              <w:right w:type="dxa" w:w="100"/>
+            </w:tcMar>
+            <w:vAlign w:val="center"/>
+          </w:tcPr>
+          <w:p>
+            <w:r>
+              <w:rPr>
+                <w:rFonts w:ascii="Calibri" w:cs="Calibri" w:eastAsia="Calibri" w:hAnsi="Calibri"/>
+                <w:b w:val="false"/>
+                <w:bCs w:val="false"/>
+                <w:color w:val="000000"/>
+                <w:sz w:val="19"/>
+                <w:szCs w:val="19"/>
+              </w:rPr>
+              <w:t xml:space="preserve">Marge moyenne du bookmaker</w:t>
+            </w:r>
+          </w:p>
+        </w:tc>
+        <w:tc>
+          <w:tcPr>
+            <w:tcW w:type="dxa" w:w="2500"/>
+            <w:tcMar>
+              <w:top w:type="dxa" w:w="80"/>
+              <w:left w:type="dxa" w:w="100"/>
+              <w:bottom w:type="dxa" w:w="80"/>
+              <w:right w:type="dxa" w:w="100"/>
+            </w:tcMar>
+            <w:vAlign w:val="center"/>
+          </w:tcPr>
+          <w:p>
+            <w:r>
+              <w:rPr>
+                <w:rFonts w:ascii="Calibri" w:cs="Calibri" w:eastAsia="Calibri" w:hAnsi="Calibri"/>
+                <w:b w:val="false"/>
+                <w:bCs w:val="false"/>
+                <w:color w:val="000000"/>
+                <w:sz w:val="19"/>
+                <w:szCs w:val="19"/>
+              </w:rPr>
+              <w:t xml:space="preserve">3,4 %</w:t>
+            </w:r>
+          </w:p>
+        </w:tc>
+        <w:tc>
+          <w:tcPr>
+            <w:tcW w:type="dxa" w:w="2500"/>
+            <w:tcMar>
+              <w:top w:type="dxa" w:w="80"/>
+              <w:left w:type="dxa" w:w="100"/>
+              <w:bottom w:type="dxa" w:w="80"/>
+              <w:right w:type="dxa" w:w="100"/>
+            </w:tcMar>
+            <w:vAlign w:val="center"/>
+          </w:tcPr>
+          <w:p>
+            <w:r>
+              <w:rPr>
+                <w:rFonts w:ascii="Calibri" w:cs="Calibri" w:eastAsia="Calibri" w:hAnsi="Calibri"/>
+                <w:b w:val="false"/>
+                <w:bCs w:val="false"/>
+                <w:color w:val="000000"/>
+                <w:sz w:val="19"/>
+                <w:szCs w:val="19"/>
+              </w:rPr>
+              <w:t xml:space="preserve">7,6 %</w:t>
+            </w:r>
+          </w:p>
+        </w:tc>
+      </w:tr>
+      <w:tr>
+        <w:tc>
+          <w:tcPr>
+            <w:tcW w:type="dxa" w:w="3600"/>
+            <w:tcMar>
+              <w:top w:type="dxa" w:w="80"/>
+              <w:left w:type="dxa" w:w="100"/>
+              <w:bottom w:type="dxa" w:w="80"/>
+              <w:right w:type="dxa" w:w="100"/>
+            </w:tcMar>
+            <w:vAlign w:val="center"/>
+          </w:tcPr>
+          <w:p>
+            <w:r>
+              <w:rPr>
+                <w:rFonts w:ascii="Calibri" w:cs="Calibri" w:eastAsia="Calibri" w:hAnsi="Calibri"/>
+                <w:b w:val="false"/>
+                <w:bCs w:val="false"/>
+                <w:color w:val="000000"/>
+                <w:sz w:val="19"/>
+                <w:szCs w:val="19"/>
+              </w:rPr>
+              <w:t xml:space="preserve">Le favori gagne réellement</w:t>
+            </w:r>
+          </w:p>
+        </w:tc>
+        <w:tc>
+          <w:tcPr>
+            <w:tcW w:type="dxa" w:w="2500"/>
+            <w:tcMar>
+              <w:top w:type="dxa" w:w="80"/>
+              <w:left w:type="dxa" w:w="100"/>
+              <w:bottom w:type="dxa" w:w="80"/>
+              <w:right w:type="dxa" w:w="100"/>
+            </w:tcMar>
+            <w:vAlign w:val="center"/>
+          </w:tcPr>
+          <w:p>
+            <w:r>
+              <w:rPr>
+                <w:rFonts w:ascii="Calibri" w:cs="Calibri" w:eastAsia="Calibri" w:hAnsi="Calibri"/>
+                <w:b w:val="false"/>
+                <w:bCs w:val="false"/>
+                <w:color w:val="000000"/>
+                <w:sz w:val="19"/>
+                <w:szCs w:val="19"/>
+              </w:rPr>
+              <w:t xml:space="preserve">60,0 % des manches</w:t>
+            </w:r>
+          </w:p>
+        </w:tc>
+        <w:tc>
+          <w:tcPr>
+            <w:tcW w:type="dxa" w:w="2500"/>
+            <w:tcMar>
+              <w:top w:type="dxa" w:w="80"/>
+              <w:left w:type="dxa" w:w="100"/>
+              <w:bottom w:type="dxa" w:w="80"/>
+              <w:right w:type="dxa" w:w="100"/>
+            </w:tcMar>
+            <w:vAlign w:val="center"/>
+          </w:tcPr>
+          <w:p>
+            <w:r>
+              <w:rPr>
+                <w:rFonts w:ascii="Calibri" w:cs="Calibri" w:eastAsia="Calibri" w:hAnsi="Calibri"/>
+                <w:b w:val="false"/>
+                <w:bCs w:val="false"/>
+                <w:color w:val="000000"/>
+                <w:sz w:val="19"/>
+                <w:szCs w:val="19"/>
+              </w:rPr>
+              <w:t xml:space="preserve">59,6 % des manches</w:t>
+            </w:r>
+          </w:p>
+        </w:tc>
+      </w:tr>
+      <w:tr>
+        <w:tc>
+          <w:tcPr>
+            <w:tcW w:type="dxa" w:w="3600"/>
+            <w:tcMar>
+              <w:top w:type="dxa" w:w="80"/>
+              <w:left w:type="dxa" w:w="100"/>
+              <w:bottom w:type="dxa" w:w="80"/>
+              <w:right w:type="dxa" w:w="100"/>
+            </w:tcMar>
+            <w:vAlign w:val="center"/>
+          </w:tcPr>
+          <w:p>
+            <w:r>
+              <w:rPr>
+                <w:rFonts w:ascii="Calibri" w:cs="Calibri" w:eastAsia="Calibri" w:hAnsi="Calibri"/>
+                <w:b w:val="false"/>
+                <w:bCs w:val="false"/>
+                <w:color w:val="000000"/>
+                <w:sz w:val="19"/>
+                <w:szCs w:val="19"/>
+              </w:rPr>
+              <w:t xml:space="preserve">Probabilité implicite du favori (marge retirée)</w:t>
+            </w:r>
+          </w:p>
+        </w:tc>
+        <w:tc>
+          <w:tcPr>
+            <w:tcW w:type="dxa" w:w="2500"/>
+            <w:tcMar>
+              <w:top w:type="dxa" w:w="80"/>
+              <w:left w:type="dxa" w:w="100"/>
+              <w:bottom w:type="dxa" w:w="80"/>
+              <w:right w:type="dxa" w:w="100"/>
+            </w:tcMar>
+            <w:vAlign w:val="center"/>
+          </w:tcPr>
+          <w:p>
+            <w:r>
+              <w:rPr>
+                <w:rFonts w:ascii="Calibri" w:cs="Calibri" w:eastAsia="Calibri" w:hAnsi="Calibri"/>
+                <w:b w:val="false"/>
+                <w:bCs w:val="false"/>
+                <w:color w:val="000000"/>
+                <w:sz w:val="19"/>
+                <w:szCs w:val="19"/>
+              </w:rPr>
+              <w:t xml:space="preserve">59,2 %</w:t>
+            </w:r>
+          </w:p>
+        </w:tc>
+        <w:tc>
+          <w:tcPr>
+            <w:tcW w:type="dxa" w:w="2500"/>
+            <w:tcMar>
+              <w:top w:type="dxa" w:w="80"/>
+              <w:left w:type="dxa" w:w="100"/>
+              <w:bottom w:type="dxa" w:w="80"/>
+              <w:right w:type="dxa" w:w="100"/>
+            </w:tcMar>
+            <w:vAlign w:val="center"/>
+          </w:tcPr>
+          <w:p>
+            <w:r>
+              <w:rPr>
+                <w:rFonts w:ascii="Calibri" w:cs="Calibri" w:eastAsia="Calibri" w:hAnsi="Calibri"/>
+                <w:b w:val="false"/>
+                <w:bCs w:val="false"/>
+                <w:color w:val="000000"/>
+                <w:sz w:val="19"/>
+                <w:szCs w:val="19"/>
+              </w:rPr>
+              <w:t xml:space="preserve">59,0 %</w:t>
+            </w:r>
+          </w:p>
+        </w:tc>
+      </w:tr>
+      <w:tr>
+        <w:tc>
+          <w:tcPr>
+            <w:tcW w:type="dxa" w:w="3600"/>
+            <w:tcMar>
+              <w:top w:type="dxa" w:w="80"/>
+              <w:left w:type="dxa" w:w="100"/>
+              <w:bottom w:type="dxa" w:w="80"/>
+              <w:right w:type="dxa" w:w="100"/>
+            </w:tcMar>
+            <w:vAlign w:val="center"/>
+          </w:tcPr>
+          <w:p>
+            <w:r>
+              <w:rPr>
+                <w:rFonts w:ascii="Calibri" w:cs="Calibri" w:eastAsia="Calibri" w:hAnsi="Calibri"/>
+                <w:b w:val="false"/>
+                <w:bCs w:val="false"/>
+                <w:color w:val="000000"/>
+                <w:sz w:val="19"/>
+                <w:szCs w:val="19"/>
+              </w:rPr>
+              <w:t xml:space="preserve">Cote médiane du favori / de l'outsider</w:t>
+            </w:r>
+          </w:p>
+        </w:tc>
+        <w:tc>
+          <w:tcPr>
+            <w:tcW w:type="dxa" w:w="2500"/>
+            <w:tcMar>
+              <w:top w:type="dxa" w:w="80"/>
+              <w:left w:type="dxa" w:w="100"/>
+              <w:bottom w:type="dxa" w:w="80"/>
+              <w:right w:type="dxa" w:w="100"/>
+            </w:tcMar>
+            <w:vAlign w:val="center"/>
+          </w:tcPr>
+          <w:p>
+            <w:r>
+              <w:rPr>
+                <w:rFonts w:ascii="Calibri" w:cs="Calibri" w:eastAsia="Calibri" w:hAnsi="Calibri"/>
+                <w:b w:val="false"/>
+                <w:bCs w:val="false"/>
+                <w:color w:val="000000"/>
+                <w:sz w:val="19"/>
+                <w:szCs w:val="19"/>
+              </w:rPr>
+              <w:t xml:space="preserve">1,69 / 2,28</w:t>
+            </w:r>
+          </w:p>
+        </w:tc>
+        <w:tc>
+          <w:tcPr>
+            <w:tcW w:type="dxa" w:w="2500"/>
+            <w:tcMar>
+              <w:top w:type="dxa" w:w="80"/>
+              <w:left w:type="dxa" w:w="100"/>
+              <w:bottom w:type="dxa" w:w="80"/>
+              <w:right w:type="dxa" w:w="100"/>
+            </w:tcMar>
+            <w:vAlign w:val="center"/>
+          </w:tcPr>
+          <w:p>
+            <w:r>
+              <w:rPr>
+                <w:rFonts w:ascii="Calibri" w:cs="Calibri" w:eastAsia="Calibri" w:hAnsi="Calibri"/>
+                <w:b w:val="false"/>
+                <w:bCs w:val="false"/>
+                <w:color w:val="000000"/>
+                <w:sz w:val="19"/>
+                <w:szCs w:val="19"/>
+              </w:rPr>
+              <w:t xml:space="preserve">1,62 / 2,18</w:t>
+            </w:r>
+          </w:p>
+        </w:tc>
+      </w:tr>
+    </w:tbl>
+    <w:p>
+      <w:pPr>
+        <w:shd w:fill="FCEEEE" w:val="clear"/>
+        <w:spacing w:after="200" w:before="100"/>
+        <w:ind w:left="200"/>
+      </w:pPr>
+      <w:r>
+        <w:rPr>
+          <w:rFonts w:ascii="Calibri" w:cs="Calibri" w:eastAsia="Calibri" w:hAnsi="Calibri"/>
+          <w:i/>
+          <w:iCs/>
+          <w:color w:val="8B1A1A"/>
+          <w:sz w:val="20"/>
+          <w:szCs w:val="20"/>
+        </w:rPr>
+        <w:t xml:space="preserve">⚠ Le marché est déjà bien calibré : suivre simplement le favori n'apporte aucun avantage. Un modèle n'a de valeur que s'il fait mieux que cette probabilité implicite, marge comprise. Un backtest de la martingale (mises 1000/2000/4000/8000 F) sur ces mêmes données a perdu dans les 12 variantes testées (−1 % à −14 % des sommes misées) : aucun système de mise ne crée d'avantage à lui seul.</w:t>
+      </w:r>
+    </w:p>
+    <w:p>
+      <w:pPr>
+        <w:spacing w:after="160"/>
+      </w:pPr>
+      <w:r>
+        <w:rPr>
+          <w:rFonts w:ascii="Calibri" w:cs="Calibri" w:eastAsia="Calibri" w:hAnsi="Calibri"/>
+          <w:b w:val="false"/>
+          <w:bCs w:val="false"/>
+          <w:i w:val="false"/>
+          <w:iCs w:val="false"/>
+        </w:rPr>
+        <w:t xml:space="preserve">Taille d'échantillon nécessaire pour valider un avantage : avec une cote autour de 1,7, l'écart-type du rendement d'un pari est d'environ 0,83. Distinguer un avantage réel de 3 % d'un coup de chance demande donc de l'ordre de 3 000 à 7 000 paris simulés hors entraînement — soit 1 à 3 semaines supplémentaires de validation, le modèle ne pariant que sur une partie des manches.</w:t>
+      </w:r>
+    </w:p>
+    <w:p>
+      <w:pPr>
         <w:pStyle w:val="Heading1"/>
         <w:spacing w:after="200" w:before="400"/>
       </w:pPr>
@@ -3679,6 +4148,83 @@
                 <w:sz w:val="19"/>
                 <w:szCs w:val="19"/>
               </w:rPr>
+              <w:t xml:space="preserve">Après validation d'un avantage</w:t>
+            </w:r>
+          </w:p>
+        </w:tc>
+        <w:tc>
+          <w:tcPr>
+            <w:tcW w:type="dxa" w:w="5800"/>
+            <w:tcMar>
+              <w:top w:type="dxa" w:w="80"/>
+              <w:left w:type="dxa" w:w="100"/>
+              <w:bottom w:type="dxa" w:w="80"/>
+              <w:right w:type="dxa" w:w="100"/>
+            </w:tcMar>
+            <w:vAlign w:val="center"/>
+          </w:tcPr>
+          <w:p>
+            <w:r>
+              <w:rPr>
+                <w:rFonts w:ascii="Calibri" w:cs="Calibri" w:eastAsia="Calibri" w:hAnsi="Calibri"/>
+                <w:b w:val="false"/>
+                <w:bCs w:val="false"/>
+                <w:color w:val="000000"/>
+                <w:sz w:val="19"/>
+                <w:szCs w:val="19"/>
+              </w:rPr>
+              <w:t xml:space="preserve">Prédictions en direct sur un salon Telegram dédié (11), réentraînement encore manuel</w:t>
+            </w:r>
+          </w:p>
+        </w:tc>
+      </w:tr>
+      <w:tr>
+        <w:tc>
+          <w:tcPr>
+            <w:tcW w:type="dxa" w:w="1600"/>
+            <w:tcMar>
+              <w:top w:type="dxa" w:w="80"/>
+              <w:left w:type="dxa" w:w="100"/>
+              <w:bottom w:type="dxa" w:w="80"/>
+              <w:right w:type="dxa" w:w="100"/>
+            </w:tcMar>
+            <w:vAlign w:val="center"/>
+          </w:tcPr>
+          <w:p>
+            <w:r>
+              <w:rPr>
+                <w:rFonts w:ascii="Calibri" w:cs="Calibri" w:eastAsia="Calibri" w:hAnsi="Calibri"/>
+                <w:b w:val="false"/>
+                <w:bCs w:val="false"/>
+                <w:color w:val="000000"/>
+                <w:sz w:val="19"/>
+                <w:szCs w:val="19"/>
+              </w:rPr>
+              <w:t xml:space="preserve">6</w:t>
+            </w:r>
+          </w:p>
+        </w:tc>
+        <w:tc>
+          <w:tcPr>
+            <w:tcW w:type="dxa" w:w="2600"/>
+            <w:tcMar>
+              <w:top w:type="dxa" w:w="80"/>
+              <w:left w:type="dxa" w:w="100"/>
+              <w:bottom w:type="dxa" w:w="80"/>
+              <w:right w:type="dxa" w:w="100"/>
+            </w:tcMar>
+            <w:vAlign w:val="center"/>
+          </w:tcPr>
+          <w:p>
+            <w:r>
+              <w:rPr>
+                <w:rFonts w:ascii="Calibri" w:cs="Calibri" w:eastAsia="Calibri" w:hAnsi="Calibri"/>
+                <w:b w:val="false"/>
+                <w:bCs w:val="false"/>
+                <w:color w:val="000000"/>
+                <w:sz w:val="19"/>
+                <w:szCs w:val="19"/>
+              </w:rPr>
               <w:t xml:space="preserve">Continu ensuite</w:t>
             </w:r>
           </w:p>
@@ -3704,12 +4250,30 @@
                 <w:sz w:val="19"/>
                 <w:szCs w:val="19"/>
               </w:rPr>
-              <w:t xml:space="preserve">Réentraînement hebdomadaire ; validation walk-forward (9) ; surveillance de la dérive par rapport au marché</w:t>
+              <w:t xml:space="preserve">Réentraînement et redéploiement automatiques quotidiens, avec examen de passage champion/challenger (12) ; surveillance de la dérive par rapport au marché</w:t>
             </w:r>
           </w:p>
         </w:tc>
       </w:tr>
     </w:tbl>
+    <w:p>
+      <w:pPr>
+        <w:shd w:fill="FCEEEE" w:val="clear"/>
+        <w:spacing w:after="200" w:before="100"/>
+        <w:ind w:left="200"/>
+      </w:pPr>
+      <w:r>
+        <w:rPr>
+          <w:rFonts w:ascii="Calibri" w:cs="Calibri" w:eastAsia="Calibri" w:hAnsi="Calibri"/>
+          <w:i/>
+          <w:iCs/>
+          <w:color w:val="8B1A1A"/>
+          <w:sz w:val="20"/>
+          <w:szCs w:val="20"/>
+        </w:rPr>
+        <w:t xml:space="preserve">⚠ Calendrier réaliste d'un modèle fiable, s'il existe un signal exploitable : premier verdict vers le 25 septembre 2026 (J+3), modèle complet vers fin octobre - mi-novembre, plus 1 à 3 semaines de validation hors entraînement avant de s'y fier. Il est possible que l'étude conclue à l'absence d'avantage exploitable : ce serait un résultat à part entière.</w:t>
+      </w:r>
+    </w:p>
     <w:p>
       <w:pPr>
         <w:pStyle w:val="Heading1"/>
@@ -3752,7 +4316,245 @@
           <w:bCs/>
           <w:color w:val="8B1A1A"/>
         </w:rPr>
-        <w:t xml:space="preserve">12. Risques et limites</w:t>
+        <w:t xml:space="preserve">12. Réentraînement et redéploiement automatiques quotidiens</w:t>
+      </w:r>
+    </w:p>
+    <w:p>
+      <w:pPr>
+        <w:spacing w:after="160"/>
+      </w:pPr>
+      <w:r>
+        <w:rPr>
+          <w:rFonts w:ascii="Calibri" w:cs="Calibri" w:eastAsia="Calibri" w:hAnsi="Calibri"/>
+          <w:b w:val="false"/>
+          <w:bCs w:val="false"/>
+          <w:i w:val="false"/>
+          <w:iCs w:val="false"/>
+        </w:rPr>
+        <w:t xml:space="preserve">Décidé avec l'utilisateur le 24 septembre 2026. À mettre en place uniquement APRÈS un premier modèle ayant démontré un avantage sur le marché (phase 6 du calendrier) : automatiser le redéploiement d'un modèle qui ne bat pas la cote n'aurait aucun intérêt.</w:t>
+      </w:r>
+    </w:p>
+    <w:p>
+      <w:pPr>
+        <w:shd w:fill="FCEEEE" w:val="clear"/>
+        <w:spacing w:after="200" w:before="100"/>
+        <w:ind w:left="200"/>
+      </w:pPr>
+      <w:r>
+        <w:rPr>
+          <w:rFonts w:ascii="Calibri" w:cs="Calibri" w:eastAsia="Calibri" w:hAnsi="Calibri"/>
+          <w:i/>
+          <w:iCs/>
+          <w:color w:val="8B1A1A"/>
+          <w:sz w:val="20"/>
+          <w:szCs w:val="20"/>
+        </w:rPr>
+        <w:t xml:space="preserve">⚠ Principe non négociable : un nouveau modèle ne remplace JAMAIS automatiquement le modèle en place sans avoir réussi un examen de passage. Un entraînement peut mal tourner (données anormales un jour donné, bug, changement du simulateur) ; un redéploiement aveugle mettrait en production un modèle pire sans que personne ne s'en aperçoive.</w:t>
+      </w:r>
+    </w:p>
+    <w:p>
+      <w:pPr>
+        <w:pStyle w:val="Heading2"/>
+        <w:spacing w:after="150" w:before="300"/>
+      </w:pPr>
+      <w:r>
+        <w:rPr>
+          <w:rFonts w:ascii="Calibri" w:cs="Calibri" w:eastAsia="Calibri" w:hAnsi="Calibri"/>
+          <w:b/>
+          <w:bCs/>
+          <w:color w:val="2F2A2E"/>
+        </w:rPr>
+        <w:t xml:space="preserve">12.1 Déroulement quotidien (champion contre challenger)</w:t>
+      </w:r>
+    </w:p>
+    <w:p>
+      <w:pPr>
+        <w:pStyle w:val="ListParagraph"/>
+        <w:numPr>
+          <w:ilvl w:val="0"/>
+          <w:numId w:val="2"/>
+        </w:numPr>
+        <w:spacing w:after="80"/>
+      </w:pPr>
+      <w:r>
+        <w:rPr>
+          <w:rFonts w:ascii="Calibri" w:cs="Calibri" w:eastAsia="Calibri" w:hAnsi="Calibri"/>
+        </w:rPr>
+        <w:t xml:space="preserve">Chaque jour à heure fixe (ex. 4h00 UTC, après la sauvegarde de 3h00), une tâche cron lance l'entraînement dans un conteneur séparé (profil Docker dédié), jamais dans le conteneur du collecteur.</w:t>
+      </w:r>
+    </w:p>
+    <w:p>
+      <w:pPr>
+        <w:pStyle w:val="ListParagraph"/>
+        <w:numPr>
+          <w:ilvl w:val="0"/>
+          <w:numId w:val="2"/>
+        </w:numPr>
+        <w:spacing w:after="80"/>
+      </w:pPr>
+      <w:r>
+        <w:rPr>
+          <w:rFonts w:ascii="Calibri" w:cs="Calibri" w:eastAsia="Calibri" w:hAnsi="Calibri"/>
+        </w:rPr>
+        <w:t xml:space="preserve">Extraction des données à jour (section 6), entraînement d'un nouveau modèle : le « challenger ».</w:t>
+      </w:r>
+    </w:p>
+    <w:p>
+      <w:pPr>
+        <w:pStyle w:val="ListParagraph"/>
+        <w:numPr>
+          <w:ilvl w:val="0"/>
+          <w:numId w:val="2"/>
+        </w:numPr>
+        <w:spacing w:after="80"/>
+      </w:pPr>
+      <w:r>
+        <w:rPr>
+          <w:rFonts w:ascii="Calibri" w:cs="Calibri" w:eastAsia="Calibri" w:hAnsi="Calibri"/>
+        </w:rPr>
+        <w:t xml:space="preserve">Examen de passage, sur les 1 à 2 derniers jours qu'aucun des deux modèles n'a vus : le challenger doit faire au moins aussi bien que le modèle en place (le « champion »), faire mieux que la probabilité implicite du marché, et réussir les contrôles de cohérence (volume minimal de données, calibration correcte, aucune valeur aberrante).</w:t>
+      </w:r>
+    </w:p>
+    <w:p>
+      <w:pPr>
+        <w:pStyle w:val="ListParagraph"/>
+        <w:numPr>
+          <w:ilvl w:val="0"/>
+          <w:numId w:val="2"/>
+        </w:numPr>
+        <w:spacing w:after="80"/>
+      </w:pPr>
+      <w:r>
+        <w:rPr>
+          <w:rFonts w:ascii="Calibri" w:cs="Calibri" w:eastAsia="Calibri" w:hAnsi="Calibri"/>
+        </w:rPr>
+        <w:t xml:space="preserve">Examen réussi : le modèle est enregistré avec sa date et ses métriques, puis désigné comme modèle actif. Le collecteur le charge seul au match suivant, sans redémarrage ni coupure de service.</w:t>
+      </w:r>
+    </w:p>
+    <w:p>
+      <w:pPr>
+        <w:pStyle w:val="ListParagraph"/>
+        <w:numPr>
+          <w:ilvl w:val="0"/>
+          <w:numId w:val="2"/>
+        </w:numPr>
+        <w:spacing w:after="80"/>
+      </w:pPr>
+      <w:r>
+        <w:rPr>
+          <w:rFonts w:ascii="Calibri" w:cs="Calibri" w:eastAsia="Calibri" w:hAnsi="Calibri"/>
+        </w:rPr>
+        <w:t xml:space="preserve">Examen échoué : le champion reste en place, rien ne change en production.</w:t>
+      </w:r>
+    </w:p>
+    <w:p>
+      <w:pPr>
+        <w:pStyle w:val="ListParagraph"/>
+        <w:numPr>
+          <w:ilvl w:val="0"/>
+          <w:numId w:val="2"/>
+        </w:numPr>
+        <w:spacing w:after="80"/>
+      </w:pPr>
+      <w:r>
+        <w:rPr>
+          <w:rFonts w:ascii="Calibri" w:cs="Calibri" w:eastAsia="Calibri" w:hAnsi="Calibri"/>
+        </w:rPr>
+        <w:t xml:space="preserve">Dans les deux cas, un message sur le canal d'alertes techniques (ex. « Nouveau modèle déployé : log-loss 0,672 → 0,668 » ou « Modèle du jour rejeté, ancien conservé »).</w:t>
+      </w:r>
+    </w:p>
+    <w:p>
+      <w:pPr>
+        <w:pStyle w:val="Heading2"/>
+        <w:spacing w:after="150" w:before="300"/>
+      </w:pPr>
+      <w:r>
+        <w:rPr>
+          <w:rFonts w:ascii="Calibri" w:cs="Calibri" w:eastAsia="Calibri" w:hAnsi="Calibri"/>
+          <w:b/>
+          <w:bCs/>
+          <w:color w:val="2F2A2E"/>
+        </w:rPr>
+        <w:t xml:space="preserve">12.2 Sécurités</w:t>
+      </w:r>
+    </w:p>
+    <w:p>
+      <w:pPr>
+        <w:pStyle w:val="ListParagraph"/>
+        <w:numPr>
+          <w:ilvl w:val="0"/>
+          <w:numId w:val="2"/>
+        </w:numPr>
+        <w:spacing w:after="80"/>
+      </w:pPr>
+      <w:r>
+        <w:rPr>
+          <w:rFonts w:ascii="Calibri" w:cs="Calibri" w:eastAsia="Calibri" w:hAnsi="Calibri"/>
+        </w:rPr>
+        <w:t xml:space="preserve">Historique des versions : les derniers modèles sont conservés ; retour en arrière en une commande, ou automatiquement si la performance réelle se dégrade.</w:t>
+      </w:r>
+    </w:p>
+    <w:p>
+      <w:pPr>
+        <w:pStyle w:val="ListParagraph"/>
+        <w:numPr>
+          <w:ilvl w:val="0"/>
+          <w:numId w:val="2"/>
+        </w:numPr>
+        <w:spacing w:after="80"/>
+      </w:pPr>
+      <w:r>
+        <w:rPr>
+          <w:rFonts w:ascii="Calibri" w:cs="Calibri" w:eastAsia="Calibri" w:hAnsi="Calibri"/>
+        </w:rPr>
+        <w:t xml:space="preserve">Suivi en production : chaque prédiction est enregistrée en base puis comparée au résultat réel ; alerte si le modèle en place perd face au marché plusieurs jours de suite.</w:t>
+      </w:r>
+    </w:p>
+    <w:p>
+      <w:pPr>
+        <w:pStyle w:val="ListParagraph"/>
+        <w:numPr>
+          <w:ilvl w:val="0"/>
+          <w:numId w:val="2"/>
+        </w:numPr>
+        <w:spacing w:after="80"/>
+      </w:pPr>
+      <w:r>
+        <w:rPr>
+          <w:rFonts w:ascii="Calibri" w:cs="Calibri" w:eastAsia="Calibri" w:hAnsi="Calibri"/>
+        </w:rPr>
+        <w:t xml:space="preserve">Isolation : conteneur d'entraînement avec limite de mémoire, incapable de priver Postgres ou le collecteur de ressources. S'il échoue, la production continue avec le modèle actuel : elle n'est jamais laissée sans modèle.</w:t>
+      </w:r>
+    </w:p>
+    <w:p>
+      <w:pPr>
+        <w:pStyle w:val="ListParagraph"/>
+        <w:numPr>
+          <w:ilvl w:val="0"/>
+          <w:numId w:val="2"/>
+        </w:numPr>
+        <w:spacing w:after="80"/>
+      </w:pPr>
+      <w:r>
+        <w:rPr>
+          <w:rFonts w:ascii="Calibri" w:cs="Calibri" w:eastAsia="Calibri" w:hAnsi="Calibri"/>
+        </w:rPr>
+        <w:t xml:space="preserve">Coût : quelques minutes de calcul par jour, largement supporté par le VPS actuel (8 Go, ≈ 580 Mo utilisés). Sur une instance à 1 Go, l'entraînement devrait se faire ailleurs.</w:t>
+      </w:r>
+    </w:p>
+    <w:p>
+      <w:pPr>
+        <w:pStyle w:val="Heading1"/>
+        <w:spacing w:after="200" w:before="400"/>
+      </w:pPr>
+      <w:r>
+        <w:rPr>
+          <w:rFonts w:ascii="Calibri" w:cs="Calibri" w:eastAsia="Calibri" w:hAnsi="Calibri"/>
+          <w:b/>
+          <w:bCs/>
+          <w:color w:val="8B1A1A"/>
+        </w:rPr>
+        <w:t xml:space="preserve">13. Risques et limites</w:t>
       </w:r>
     </w:p>
     <w:p>

--- a/docs/forecasting/plan_entrainement_mortal_kombat.docx
+++ b/docs/forecasting/plan_entrainement_mortal_kombat.docx
@@ -1716,7 +1716,7 @@
         <w:rPr>
           <w:rFonts w:ascii="Calibri" w:cs="Calibri" w:eastAsia="Calibri" w:hAnsi="Calibri"/>
         </w:rPr>
-        <w:t xml:space="preserve">Historique glissant par combattant (calculé UNIQUEMENT sur les matchs antérieurs à l'instant de la prédiction, jamais sur le match en cours — voir 4.4) : durée moyenne de ses manches, répartition de ses types de finish, nombre de matchs déjà observés</w:t>
+        <w:t xml:space="preserve">Historique glissant par combattant (calculé UNIQUEMENT sur les matchs antérieurs à l'instant de la prédiction, jamais sur le match en cours — voir 4.6) : durée moyenne de ses manches, répartition de ses types de finish, nombre de matchs déjà observés</w:t>
       </w:r>
     </w:p>
     <w:p>
@@ -1873,7 +1873,165 @@
           <w:bCs/>
           <w:color w:val="2F2A2E"/>
         </w:rPr>
-        <w:t xml:space="preserve">4.4 Règle impérative anti-fuite (data leakage)</w:t>
+        <w:t xml:space="preserve">4.4 Variables dynamiques du marché (ajoutées le 24 septembre 2026)</w:t>
+      </w:r>
+    </w:p>
+    <w:p>
+      <w:pPr>
+        <w:spacing w:after="160"/>
+      </w:pPr>
+      <w:r>
+        <w:rPr>
+          <w:rFonts w:ascii="Calibri" w:cs="Calibri" w:eastAsia="Calibri" w:hAnsi="Calibri"/>
+          <w:b w:val="false"/>
+          <w:bCs w:val="false"/>
+          <w:i w:val="false"/>
+          <w:iCs w:val="false"/>
+        </w:rPr>
+        <w:t xml:space="preserve">Le collecteur enregistre chaque changement de cote (heure serveur, ligne, suspension, disparition du marché), relevé toutes les ≈ 5 s. On peut en tirer, pour chaque manche, calculé uniquement sur la période AVANT la prédiction :</w:t>
+      </w:r>
+    </w:p>
+    <w:p>
+      <w:pPr>
+        <w:pStyle w:val="ListParagraph"/>
+        <w:numPr>
+          <w:ilvl w:val="0"/>
+          <w:numId w:val="2"/>
+        </w:numPr>
+        <w:spacing w:after="80"/>
+      </w:pPr>
+      <w:r>
+        <w:rPr>
+          <w:rFonts w:ascii="Calibri" w:cs="Calibri" w:eastAsia="Calibri" w:hAnsi="Calibri"/>
+        </w:rPr>
+        <w:t xml:space="preserve">Probabilité implicite de chaque issue, marge retirée : (1/cote_i) / Σ(1/cote_j). Jamais 1/cote brut, qui contient la marge du bookmaker.</w:t>
+      </w:r>
+    </w:p>
+    <w:p>
+      <w:pPr>
+        <w:pStyle w:val="ListParagraph"/>
+        <w:numPr>
+          <w:ilvl w:val="0"/>
+          <w:numId w:val="2"/>
+        </w:numPr>
+        <w:spacing w:after="80"/>
+      </w:pPr>
+      <w:r>
+        <w:rPr>
+          <w:rFonts w:ascii="Calibri" w:cs="Calibri" w:eastAsia="Calibri" w:hAnsi="Calibri"/>
+        </w:rPr>
+        <w:t xml:space="preserve">Marge du bookmaker sur le marché concerné (Σ 1/cote − 1) et son évolution avant la manche. L'idée qu'une hausse de marge « annonce » quelque chose n'est pas démontrée : c'est une variable à tester, pas une règle.</w:t>
+      </w:r>
+    </w:p>
+    <w:p>
+      <w:pPr>
+        <w:pStyle w:val="ListParagraph"/>
+        <w:numPr>
+          <w:ilvl w:val="0"/>
+          <w:numId w:val="2"/>
+        </w:numPr>
+        <w:spacing w:after="80"/>
+      </w:pPr>
+      <w:r>
+        <w:rPr>
+          <w:rFonts w:ascii="Calibri" w:cs="Calibri" w:eastAsia="Calibri" w:hAnsi="Calibri"/>
+        </w:rPr>
+        <w:t xml:space="preserve">Changement de ligne (ex. durée de manche « plus/moins de 45 s » devenue « 47 s ») et son sens.</w:t>
+      </w:r>
+    </w:p>
+    <w:p>
+      <w:pPr>
+        <w:pStyle w:val="ListParagraph"/>
+        <w:numPr>
+          <w:ilvl w:val="0"/>
+          <w:numId w:val="2"/>
+        </w:numPr>
+        <w:spacing w:after="80"/>
+      </w:pPr>
+      <w:r>
+        <w:rPr>
+          <w:rFonts w:ascii="Calibri" w:cs="Calibri" w:eastAsia="Calibri" w:hAnsi="Calibri"/>
+        </w:rPr>
+        <w:t xml:space="preserve">Mouvement de la cote avant la manche : tendance (hausse/baisse), amplitude, nombre de changements, suspensions récentes (le « clignotement rouge/vert » observé sur le site).</w:t>
+      </w:r>
+    </w:p>
+    <w:p>
+      <w:pPr>
+        <w:shd w:fill="FCEEEE" w:val="clear"/>
+        <w:spacing w:after="200" w:before="100"/>
+        <w:ind w:left="200"/>
+      </w:pPr>
+      <w:r>
+        <w:rPr>
+          <w:rFonts w:ascii="Calibri" w:cs="Calibri" w:eastAsia="Calibri" w:hAnsi="Calibri"/>
+          <w:i/>
+          <w:iCs/>
+          <w:color w:val="8B1A1A"/>
+          <w:sz w:val="20"/>
+          <w:szCs w:val="20"/>
+        </w:rPr>
+        <w:t xml:space="preserve">⚠ AI Table Tennis : les cotes de transition « 1,85 / 1,85 » qui apparaissent en cours de jeu (≈ 13 % des changements, source principale du site) ne doivent jamais être traitées comme une vraie cote. Les filtrer, ou les signaler par une variable dédiée.</w:t>
+      </w:r>
+    </w:p>
+    <w:p>
+      <w:pPr>
+        <w:pStyle w:val="Heading2"/>
+        <w:spacing w:after="150" w:before="300"/>
+      </w:pPr>
+      <w:r>
+        <w:rPr>
+          <w:rFonts w:ascii="Calibri" w:cs="Calibri" w:eastAsia="Calibri" w:hAnsi="Calibri"/>
+          <w:b/>
+          <w:bCs/>
+          <w:color w:val="2F2A2E"/>
+        </w:rPr>
+        <w:t xml:space="preserve">4.5 Séries récentes (statut : à valider, probablement sans effet)</w:t>
+      </w:r>
+    </w:p>
+    <w:p>
+      <w:pPr>
+        <w:pStyle w:val="ListParagraph"/>
+        <w:numPr>
+          <w:ilvl w:val="0"/>
+          <w:numId w:val="2"/>
+        </w:numPr>
+        <w:spacing w:after="80"/>
+      </w:pPr>
+      <w:r>
+        <w:rPr>
+          <w:rFonts w:ascii="Calibri" w:cs="Calibri" w:eastAsia="Calibri" w:hAnsi="Calibri"/>
+        </w:rPr>
+        <w:t xml:space="preserve">Proportion d'issues « Plus » (ou de victoires du favori, de Fatality…) sur les 3, 6 et 12 dernières heures, et écart entre ces issues et ce que les cotes prévoyaient.</w:t>
+      </w:r>
+    </w:p>
+    <w:p>
+      <w:pPr>
+        <w:spacing w:after="160"/>
+      </w:pPr>
+      <w:r>
+        <w:rPr>
+          <w:rFonts w:ascii="Calibri" w:cs="Calibri" w:eastAsia="Calibri" w:hAnsi="Calibri"/>
+          <w:b w:val="false"/>
+          <w:bCs w:val="false"/>
+          <w:i w:val="false"/>
+          <w:iCs w:val="false"/>
+        </w:rPr>
+        <w:t xml:space="preserve">L'hypothèse sous-jacente, un « cycle de compensation » du générateur, est le même raisonnement que la martingale. Les données disponibles ne la soutiennent pas : sur 21 302 sets AI Table Tennis, le vainqueur d'un set gagne le suivant dans 50,7 % (Prague) et 49,7 % (Goa) des cas. Ces variables sont peu coûteuses à tester ; elles ne sont conservées que si la validation hors entraînement montre une amélioration réelle, en tenant compte du nombre d'essais (section 9).</w:t>
+      </w:r>
+    </w:p>
+    <w:p>
+      <w:pPr>
+        <w:pStyle w:val="Heading2"/>
+        <w:spacing w:after="150" w:before="300"/>
+      </w:pPr>
+      <w:r>
+        <w:rPr>
+          <w:rFonts w:ascii="Calibri" w:cs="Calibri" w:eastAsia="Calibri" w:hAnsi="Calibri"/>
+          <w:b/>
+          <w:bCs/>
+          <w:color w:val="2F2A2E"/>
+        </w:rPr>
+        <w:t xml:space="preserve">4.6 Règle impérative anti-fuite (data leakage)</w:t>
       </w:r>
     </w:p>
     <w:p>
@@ -2686,7 +2844,7 @@
           <w:bCs/>
           <w:color w:val="2F2A2E"/>
         </w:rPr>
-        <w:t xml:space="preserve">6.3 Agrégats glissants par combattant (calcul causal, voir 4.4)</w:t>
+        <w:t xml:space="preserve">6.3 Agrégats glissants par combattant (calcul causal, voir 4.6)</w:t>
       </w:r>
     </w:p>
     <w:p>
@@ -2960,6 +3118,102 @@
           <w:rFonts w:ascii="Calibri" w:cs="Calibri" w:eastAsia="Calibri" w:hAnsi="Calibri"/>
         </w:rPr>
         <w:t xml:space="preserve">Alternative si le volume de classes rares reste insuffisant après plusieurs semaines (section 5) : regrouper Babality/Friendship/Animality/Hara-Kiri en une classe « finish spécial rare » pour un modèle en production plus robuste, tout en gardant un modèle de recherche séparé, plus fin, à mesure que les données rares s'accumulent.</w:t>
+      </w:r>
+    </w:p>
+    <w:p>
+      <w:pPr>
+        <w:pStyle w:val="Heading2"/>
+        <w:spacing w:after="150" w:before="300"/>
+      </w:pPr>
+      <w:r>
+        <w:rPr>
+          <w:rFonts w:ascii="Calibri" w:cs="Calibri" w:eastAsia="Calibri" w:hAnsi="Calibri"/>
+          <w:b/>
+          <w:bCs/>
+          <w:color w:val="2F2A2E"/>
+        </w:rPr>
+        <w:t xml:space="preserve">7.3 Critère de sélection : la calibration, pas la précision</w:t>
+      </w:r>
+    </w:p>
+    <w:p>
+      <w:pPr>
+        <w:spacing w:after="160"/>
+      </w:pPr>
+      <w:r>
+        <w:rPr>
+          <w:rFonts w:ascii="Calibri" w:cs="Calibri" w:eastAsia="Calibri" w:hAnsi="Calibri"/>
+          <w:b w:val="false"/>
+          <w:bCs w:val="false"/>
+          <w:i w:val="false"/>
+          <w:iCs w:val="false"/>
+        </w:rPr>
+        <w:t xml:space="preserve">Référence : Walsh &amp; Joshi (Université de Bath), « Machine learning for sports betting: should model selection be based on accuracy or calibration? », Machine Learning with Applications, 2024 (arXiv:2303.06021 v4). Sur des paris NBA simulés sur une saison, avec découpage strictement temporel, le modèle choisi pour sa calibration rapporte +34,69 % en moyenne, contre −35,17 % pour celui choisi pour sa précision — alors que ce dernier était légèrement plus précis (64,62 % contre 64,27 %). En mise Kelly 1/8, le modèle choisi pour sa précision perd 75,9 %.</w:t>
+      </w:r>
+    </w:p>
+    <w:p>
+      <w:pPr>
+        <w:shd w:fill="FCEEEE" w:val="clear"/>
+        <w:spacing w:after="200" w:before="100"/>
+        <w:ind w:left="200"/>
+      </w:pPr>
+      <w:r>
+        <w:rPr>
+          <w:rFonts w:ascii="Calibri" w:cs="Calibri" w:eastAsia="Calibri" w:hAnsi="Calibri"/>
+          <w:i/>
+          <w:iCs/>
+          <w:color w:val="8B1A1A"/>
+          <w:sz w:val="20"/>
+          <w:szCs w:val="20"/>
+        </w:rPr>
+        <w:t xml:space="preserve">⚠ Les chiffres « 110 % contre 2,9 % » qui circulent viennent de la première version (2023) de cet article, révisée depuis. Limites reconnues par les auteurs : une seule saison de paris, seuil de 80 % d'intervalles remplis choisi arbitrairement, sport humain où le marché peut se tromper. Sur nos jeux virtuels, le marché est déjà bien calibré (section 8.3) : la calibration est NÉCESSAIRE mais pas SUFFISANTE, le modèle doit aussi mieux discriminer que la cote.</w:t>
+      </w:r>
+    </w:p>
+    <w:p>
+      <w:pPr>
+        <w:pStyle w:val="ListParagraph"/>
+        <w:numPr>
+          <w:ilvl w:val="0"/>
+          <w:numId w:val="2"/>
+        </w:numPr>
+        <w:spacing w:after="80"/>
+      </w:pPr>
+      <w:r>
+        <w:rPr>
+          <w:rFonts w:ascii="Calibri" w:cs="Calibri" w:eastAsia="Calibri" w:hAnsi="Calibri"/>
+        </w:rPr>
+        <w:t xml:space="preserve">Métriques de sélection : log-loss et classwise-ECE (erreur de calibration par classe, 20 intervalles, avec au moins 80 % d'intervalles non vides pour empêcher un modèle de se réfugier autour de la moyenne). Jamais la précision (accuracy) seule.</w:t>
+      </w:r>
+    </w:p>
+    <w:p>
+      <w:pPr>
+        <w:pStyle w:val="ListParagraph"/>
+        <w:numPr>
+          <w:ilvl w:val="0"/>
+          <w:numId w:val="2"/>
+        </w:numPr>
+        <w:spacing w:after="80"/>
+      </w:pPr>
+      <w:r>
+        <w:rPr>
+          <w:rFonts w:ascii="Calibri" w:cs="Calibri" w:eastAsia="Calibri" w:hAnsi="Calibri"/>
+        </w:rPr>
+        <w:t xml:space="preserve">Le même critère sert au choix des variables (sélection séquentielle), au réglage des hyperparamètres (optimisation bayésienne) et à l'examen de passage quotidien champion/challenger (section 12).</w:t>
+      </w:r>
+    </w:p>
+    <w:p>
+      <w:pPr>
+        <w:pStyle w:val="ListParagraph"/>
+        <w:numPr>
+          <w:ilvl w:val="0"/>
+          <w:numId w:val="2"/>
+        </w:numPr>
+        <w:spacing w:after="80"/>
+      </w:pPr>
+      <w:r>
+        <w:rPr>
+          <w:rFonts w:ascii="Calibri" w:cs="Calibri" w:eastAsia="Calibri" w:hAnsi="Calibri"/>
+        </w:rPr>
+        <w:t xml:space="preserve">Modèles d'arbres (LightGBM/XGBoost) plutôt que réseaux récurrents (LSTM) : sur des données tabulaires de cette taille, ils sont en général plus robustes et bien moins coûteux.</w:t>
       </w:r>
     </w:p>
     <w:p>
@@ -3590,6 +3844,85 @@
     </w:p>
     <w:p>
       <w:pPr>
+        <w:pStyle w:val="Heading2"/>
+        <w:spacing w:after="150" w:before="300"/>
+      </w:pPr>
+      <w:r>
+        <w:rPr>
+          <w:rFonts w:ascii="Calibri" w:cs="Calibri" w:eastAsia="Calibri" w:hAnsi="Calibri"/>
+          <w:b/>
+          <w:bCs/>
+          <w:color w:val="2F2A2E"/>
+        </w:rPr>
+        <w:t xml:space="preserve">8.4 Règle de pari et de mise</w:t>
+      </w:r>
+    </w:p>
+    <w:p>
+      <w:pPr>
+        <w:pStyle w:val="ListParagraph"/>
+        <w:numPr>
+          <w:ilvl w:val="0"/>
+          <w:numId w:val="2"/>
+        </w:numPr>
+        <w:spacing w:after="80"/>
+      </w:pPr>
+      <w:r>
+        <w:rPr>
+          <w:rFonts w:ascii="Calibri" w:cs="Calibri" w:eastAsia="Calibri" w:hAnsi="Calibri"/>
+        </w:rPr>
+        <w:t xml:space="preserve">Uniquement des value bets : probabilité du modèle supérieure à la probabilité implicite du marché MARGE RETIRÉE, au-delà d'un seuil minimal d'avantage fixé sur la validation (pas sur le test).</w:t>
+      </w:r>
+    </w:p>
+    <w:p>
+      <w:pPr>
+        <w:pStyle w:val="ListParagraph"/>
+        <w:numPr>
+          <w:ilvl w:val="0"/>
+          <w:numId w:val="2"/>
+        </w:numPr>
+        <w:spacing w:after="80"/>
+      </w:pPr>
+      <w:r>
+        <w:rPr>
+          <w:rFonts w:ascii="Calibri" w:cs="Calibri" w:eastAsia="Calibri" w:hAnsi="Calibri"/>
+        </w:rPr>
+        <w:t xml:space="preserve">Mise fixe d'abord. Kelly fractionné (1/8) seulement une fois la calibration prouvée hors entraînement : Kelly amplifie toute erreur de calibration (−75,9 % dans l'étude de Bath).</w:t>
+      </w:r>
+    </w:p>
+    <w:p>
+      <w:pPr>
+        <w:pStyle w:val="ListParagraph"/>
+        <w:numPr>
+          <w:ilvl w:val="0"/>
+          <w:numId w:val="2"/>
+        </w:numPr>
+        <w:spacing w:after="80"/>
+      </w:pPr>
+      <w:r>
+        <w:rPr>
+          <w:rFonts w:ascii="Calibri" w:cs="Calibri" w:eastAsia="Calibri" w:hAnsi="Calibri"/>
+        </w:rPr>
+        <w:t xml:space="preserve">Aucune progression selon les pertes précédentes (martingale) : les backtests sur nos données la montrent perdante dans toutes les variantes testées, la perte correspondant à la marge du bookmaker.</w:t>
+      </w:r>
+    </w:p>
+    <w:p>
+      <w:pPr>
+        <w:pStyle w:val="ListParagraph"/>
+        <w:numPr>
+          <w:ilvl w:val="0"/>
+          <w:numId w:val="2"/>
+        </w:numPr>
+        <w:spacing w:after="80"/>
+      </w:pPr>
+      <w:r>
+        <w:rPr>
+          <w:rFonts w:ascii="Calibri" w:cs="Calibri" w:eastAsia="Calibri" w:hAnsi="Calibri"/>
+        </w:rPr>
+        <w:t xml:space="preserve">Backtest toujours avec la cote réellement disponible au moment du pari (dernière cote avant fermeture du marché), jamais une cote postérieure ; cotes de transition 1,85/1,85 d'AI Table Tennis exclues.</w:t>
+      </w:r>
+    </w:p>
+    <w:p>
+      <w:pPr>
         <w:pStyle w:val="Heading1"/>
         <w:spacing w:after="200" w:before="400"/>
       </w:pPr>
@@ -3679,6 +4012,38 @@
           <w:iCs w:val="false"/>
         </w:rPr>
         <w:t xml:space="preserve">Cette discipline détecte tôt un problème de dérive (le fournisseur change son générateur) ou de surapprentissage, plutôt que de le découvrir une fois le modèle mis en production.</w:t>
+      </w:r>
+    </w:p>
+    <w:p>
+      <w:pPr>
+        <w:pStyle w:val="ListParagraph"/>
+        <w:numPr>
+          <w:ilvl w:val="0"/>
+          <w:numId w:val="2"/>
+        </w:numPr>
+        <w:spacing w:after="80"/>
+      </w:pPr>
+      <w:r>
+        <w:rPr>
+          <w:rFonts w:ascii="Calibri" w:cs="Calibri" w:eastAsia="Calibri" w:hAnsi="Calibri"/>
+        </w:rPr>
+        <w:t xml:space="preserve">Purge et embargo (López de Prado, Advances in Financial Machine Learning) : retirer de l'entraînement les matchs chevauchant la période de validation, et laisser un court intervalle vide entre les deux, pour qu'aucune information corrélée (même match, historique glissant) ne passe de l'un à l'autre.</w:t>
+      </w:r>
+    </w:p>
+    <w:p>
+      <w:pPr>
+        <w:pStyle w:val="ListParagraph"/>
+        <w:numPr>
+          <w:ilvl w:val="0"/>
+          <w:numId w:val="2"/>
+        </w:numPr>
+        <w:spacing w:after="80"/>
+      </w:pPr>
+      <w:r>
+        <w:rPr>
+          <w:rFonts w:ascii="Calibri" w:cs="Calibri" w:eastAsia="Calibri" w:hAnsi="Calibri"/>
+        </w:rPr>
+        <w:t xml:space="preserve">Nombre d'essais : chaque variante testée (variables, hyperparamètres, règles de pari) augmente la probabilité qu'une d'elles paraisse rentable par pur hasard. Tenir un registre des essais et exiger une marge de sécurité croissante avec ce nombre avant de conclure à un avantage réel.</w:t>
       </w:r>
     </w:p>
     <w:p>
@@ -4412,7 +4777,7 @@
         <w:rPr>
           <w:rFonts w:ascii="Calibri" w:cs="Calibri" w:eastAsia="Calibri" w:hAnsi="Calibri"/>
         </w:rPr>
-        <w:t xml:space="preserve">Examen de passage, sur les 1 à 2 derniers jours qu'aucun des deux modèles n'a vus : le challenger doit faire au moins aussi bien que le modèle en place (le « champion »), faire mieux que la probabilité implicite du marché, et réussir les contrôles de cohérence (volume minimal de données, calibration correcte, aucune valeur aberrante).</w:t>
+        <w:t xml:space="preserve">Examen de passage, sur les 1 à 2 derniers jours qu'aucun des deux modèles n'a vus : le challenger doit faire au moins aussi bien que le modèle en place (le « champion »), faire mieux que la probabilité implicite du marché, et réussir les contrôles de cohérence (volume minimal de données, log-loss et classwise-ECE au moins aussi bons que le champion — section 7.3 —, aucune valeur aberrante).</w:t>
       </w:r>
     </w:p>
     <w:p>
@@ -4618,7 +4983,7 @@
         <w:rPr>
           <w:rFonts w:ascii="Calibri" w:cs="Calibri" w:eastAsia="Calibri" w:hAnsi="Calibri"/>
         </w:rPr>
-        <w:t xml:space="preserve">Fuite de données (data leakage) : rappelée en 4.4 et 6.4 car c'est l'erreur la plus fréquente et la plus difficile à détecter a posteriori — toujours vérifier qu'aucune variable ne "voit" le futur par rapport à la manche prédite.</w:t>
+        <w:t xml:space="preserve">Fuite de données (data leakage) : rappelée en 4.6 et 6.4 car c'est l'erreur la plus fréquente et la plus difficile à détecter a posteriori — toujours vérifier qu'aucune variable ne "voit" le futur par rapport à la manche prédite.</w:t>
       </w:r>
     </w:p>
     <w:p>
@@ -4635,6 +5000,69 @@
           <w:rFonts w:ascii="Calibri" w:cs="Calibri" w:eastAsia="Calibri" w:hAnsi="Calibri"/>
         </w:rPr>
         <w:t xml:space="preserve">Champ WT de round_results, dont la signification reste non établie (Memoire.md, section 15) : à exclure des variables tant qu'il n'est pas mieux compris, plutôt que de l'utiliser à l'aveugle.</w:t>
+      </w:r>
+    </w:p>
+    <w:p>
+      <w:pPr>
+        <w:pStyle w:val="Heading1"/>
+        <w:spacing w:after="200" w:before="400"/>
+      </w:pPr>
+      <w:r>
+        <w:rPr>
+          <w:rFonts w:ascii="Calibri" w:cs="Calibri" w:eastAsia="Calibri" w:hAnsi="Calibri"/>
+          <w:b/>
+          <w:bCs/>
+          <w:color w:val="8B1A1A"/>
+        </w:rPr>
+        <w:t xml:space="preserve">Annexe — références</w:t>
+      </w:r>
+    </w:p>
+    <w:p>
+      <w:pPr>
+        <w:pStyle w:val="ListParagraph"/>
+        <w:numPr>
+          <w:ilvl w:val="0"/>
+          <w:numId w:val="2"/>
+        </w:numPr>
+        <w:spacing w:after="80"/>
+      </w:pPr>
+      <w:r>
+        <w:rPr>
+          <w:rFonts w:ascii="Calibri" w:cs="Calibri" w:eastAsia="Calibri" w:hAnsi="Calibri"/>
+        </w:rPr>
+        <w:t xml:space="preserve">Walsh C., Joshi A. (2024), « Machine learning for sports betting: should model selection be based on accuracy or calibration? », Machine Learning with Applications — arXiv:2303.06021 (v4). Retenu : sélection par calibration (classwise-ECE), value bets, mise fixe avant Kelly fractionné.</w:t>
+      </w:r>
+    </w:p>
+    <w:p>
+      <w:pPr>
+        <w:pStyle w:val="ListParagraph"/>
+        <w:numPr>
+          <w:ilvl w:val="0"/>
+          <w:numId w:val="2"/>
+        </w:numPr>
+        <w:spacing w:after="80"/>
+      </w:pPr>
+      <w:r>
+        <w:rPr>
+          <w:rFonts w:ascii="Calibri" w:cs="Calibri" w:eastAsia="Calibri" w:hAnsi="Calibri"/>
+        </w:rPr>
+        <w:t xml:space="preserve">« XGBoost Learning of Dynamic Wager Placement for In-Play Betting » (Université de Bristol), arXiv:2401.06086. Données entièrement simulées (courses fictives) ; les auteurs déconseillent d'en tirer des paris réels. Retenu seulement : combiner état du jeu en direct et état du marché comme variables.</w:t>
+      </w:r>
+    </w:p>
+    <w:p>
+      <w:pPr>
+        <w:pStyle w:val="ListParagraph"/>
+        <w:numPr>
+          <w:ilvl w:val="0"/>
+          <w:numId w:val="2"/>
+        </w:numPr>
+        <w:spacing w:after="80"/>
+      </w:pPr>
+      <w:r>
+        <w:rPr>
+          <w:rFonts w:ascii="Calibri" w:cs="Calibri" w:eastAsia="Calibri" w:hAnsi="Calibri"/>
+        </w:rPr>
+        <w:t xml:space="preserve">López de Prado M., « Advances in Financial Machine Learning ». Retenu : validation croisée purgée avec embargo, prise en compte du nombre d'essais. Non retenu : Triple-Barrier Labels, conçus pour des séries boursières continues (nos issues sont déjà naturellement étiquetées).</w:t>
       </w:r>
     </w:p>
     <w:p>

--- a/docs/forecasting/plan_entrainement_mortal_kombat.docx
+++ b/docs/forecasting/plan_entrainement_mortal_kombat.docx
@@ -305,6 +305,24 @@
         <w:t xml:space="preserve">Toutes les tables ci-dessous existent déjà en production (voir migrations/001 à 008) et sont alimentées en continu, avec une rétention indéfinie.</w:t>
       </w:r>
     </w:p>
+    <w:p>
+      <w:pPr>
+        <w:shd w:fill="FCEEEE" w:val="clear"/>
+        <w:spacing w:after="200" w:before="100"/>
+        <w:ind w:left="200"/>
+      </w:pPr>
+      <w:r>
+        <w:rPr>
+          <w:rFonts w:ascii="Calibri" w:cs="Calibri" w:eastAsia="Calibri" w:hAnsi="Calibri"/>
+          <w:i/>
+          <w:iCs/>
+          <w:color w:val="8B1A1A"/>
+          <w:sz w:val="20"/>
+          <w:szCs w:val="20"/>
+        </w:rPr>
+        <w:t xml:space="preserve">⚠ Mesuré le 25 septembre 2026 : grâce au rattrapage des résultats officiels (90 jours), results et round_results couvrent déjà 3 mois (depuis le 24 juin), soit ≈ 26 700 matchs et ≈ 190 000 manches par ligue, avec vainqueur et type de finish de chaque manche. En revanche, la durée de manche (seconds, fil en direct) et les cotes (odds_snapshots) n'existent que depuis le 22 septembre.</w:t>
+      </w:r>
+    </w:p>
     <w:tbl>
       <w:tblPr>
         <w:tblW w:type="dxa" w:w="8600"/>
@@ -651,7 +669,7 @@
           <w:sz w:val="20"/>
           <w:szCs w:val="20"/>
         </w:rPr>
-        <w:t xml:space="preserve">⚠ Le marché « Mode de Victoire » (groupe 1066) ne distingue que 3 issues (Fatality / Brutality / No Finish), plus grossier que les 7 classes visées par le modèle MK3 — il sert de repère de comparaison partiel, pas de vérité terrain complète.</w:t>
+        <w:t xml:space="preserve">⚠ Corrigé le 25 septembre 2026 : sur Mortal Kombat 3, le marché « Mode de Victoire » (groupe 1066) couvre bien les 7 classes (4059 No Finish = Regular, 4057 Fatality, 4058 Brutality, 14003 Babality, 13550 Amitié, 14005 Animality, 14007 Hara-Kiri). Seul Mortal Kombat X se limite à 3 issues. Le marché « Durée du Round » (1074) propose plusieurs lignes par manche ; la ligne principale est celle dont les cotes « plus » et « moins » sont les plus proches (l'indicateur is_center du site n'est jamais renseigné).</w:t>
       </w:r>
     </w:p>
     <w:p>
@@ -1622,7 +1640,7 @@
           <w:sz w:val="20"/>
           <w:szCs w:val="20"/>
         </w:rPr>
-        <w:t xml:space="preserve">⚠ La classe Hara-Kiri est le vrai facteur limitant du calendrier de collecte pour ce modèle (section 5) : à ≈2 manches par jour, réunir ne serait-ce que 100 exemples prend près de 7 semaines. Options à évaluer le moment venu : regrouper les classes les plus rares avec Brutality dans une catégorie « finish spécial » pour un premier modèle, ou accepter une incertitude élevée sur ces classes en attendant plus de données.</w:t>
+        <w:t xml:space="preserve">⚠ Levé le 25 septembre 2026 : l'historique rattrapé contient déjà 284 Hara-Kiri, 1 177 Animality, 2 703 Friendship et 4 590 Babality sur Mortal Kombat 3. Les classes rares ne limitent plus l'entraînement ; elles restent en revanche trop rares dans une fenêtre de test de quelques jours pour y juger un résultat par classe.</w:t>
       </w:r>
     </w:p>
     <w:p>
@@ -2482,7 +2500,7 @@
                 <w:sz w:val="19"/>
                 <w:szCs w:val="19"/>
               </w:rPr>
-              <w:t xml:space="preserve">≈ 7 semaines (facteur limitant du projet MK3)</w:t>
+              <w:t xml:space="preserve">Déjà atteint grâce au rattrapage historique (284 au 25 septembre)</w:t>
             </w:r>
           </w:p>
         </w:tc>
@@ -3101,7 +3119,7 @@
         <w:rPr>
           <w:rFonts w:ascii="Calibri" w:cs="Calibri" w:eastAsia="Calibri" w:hAnsi="Calibri"/>
         </w:rPr>
-        <w:t xml:space="preserve">Pondération des classes rares (class_weight ou rééchantillonnage) dans tous les cas — un modèle non pondéré prédira presque toujours Regular ou Fatality et ignorera Hara-Kiri/Animality/Friendship/Babality.</w:t>
+        <w:t xml:space="preserve">Révisé le 25 septembre 2026 : AUCUNE pondération des classes rares. Pondérer (class_weight, rééchantillonnage) déforme les probabilités, ce qui contredit le critère de calibration (section 7.3). Modèle entraîné sur la log-loss, régularisé, puis recalibré (temperature scaling). Un rappel proche de 0 sur Hara-Kiri ou Animality est alors normal : un modèle calibré ne prédit presque jamais une issue à 0,15 % comme la plus probable.</w:t>
       </w:r>
     </w:p>
     <w:p>
@@ -3181,7 +3199,39 @@
         <w:rPr>
           <w:rFonts w:ascii="Calibri" w:cs="Calibri" w:eastAsia="Calibri" w:hAnsi="Calibri"/>
         </w:rPr>
-        <w:t xml:space="preserve">Métriques de sélection : log-loss et classwise-ECE (erreur de calibration par classe, 20 intervalles, avec au moins 80 % d'intervalles non vides pour empêcher un modèle de se réfugier autour de la moyenne). Jamais la précision (accuracy) seule.</w:t>
+        <w:t xml:space="preserve">Métriques de sélection : log-loss et classwise-ECE (erreur de calibration par classe, 20 intervalles). Jamais la précision (accuracy) seule.</w:t>
+      </w:r>
+    </w:p>
+    <w:p>
+      <w:pPr>
+        <w:pStyle w:val="ListParagraph"/>
+        <w:numPr>
+          <w:ilvl w:val="0"/>
+          <w:numId w:val="2"/>
+        </w:numPr>
+        <w:spacing w:after="80"/>
+      </w:pPr>
+      <w:r>
+        <w:rPr>
+          <w:rFonts w:ascii="Calibri" w:cs="Calibri" w:eastAsia="Calibri" w:hAnsi="Calibri"/>
+        </w:rPr>
+        <w:t xml:space="preserve">Révisé le 25 septembre 2026 : la règle « au moins 80 % d'intervalles non vides » est intenable avec 20 intervalles de même largeur sur nos marchés — même le bookmaker y échoue (probabilités de vainqueur entre ≈ 0,25 et 0,75). L'ECE est donc calculée aussi avec 20 intervalles de même effectif, utilisée comme garde-fou ; la part d'intervalles non vides reste publiée.</w:t>
+      </w:r>
+    </w:p>
+    <w:p>
+      <w:pPr>
+        <w:pStyle w:val="ListParagraph"/>
+        <w:numPr>
+          <w:ilvl w:val="0"/>
+          <w:numId w:val="2"/>
+        </w:numPr>
+        <w:spacing w:after="80"/>
+      </w:pPr>
+      <w:r>
+        <w:rPr>
+          <w:rFonts w:ascii="Calibri" w:cs="Calibri" w:eastAsia="Calibri" w:hAnsi="Calibri"/>
+        </w:rPr>
+        <w:t xml:space="preserve">Verdict fondé sur la question « le modèle apporte-t-il une information que le marché n'a pas ? » : combinaison log-linéaire log p ∝ b·log p_marché + c·log p_modèle, comparée au marché seul recalibré sur la même période. Un poids c nul signifie que le modèle n'apporte rien.</w:t>
       </w:r>
     </w:p>
     <w:p>
@@ -4282,7 +4332,7 @@
                 <w:sz w:val="19"/>
                 <w:szCs w:val="19"/>
               </w:rPr>
-              <w:t xml:space="preserve">Jour 3 à 7</w:t>
+              <w:t xml:space="preserve">Jour 3 à 7 (fait le 25 septembre 2026)</w:t>
             </w:r>
           </w:p>
         </w:tc>
@@ -4307,7 +4357,7 @@
                 <w:sz w:val="19"/>
                 <w:szCs w:val="19"/>
               </w:rPr>
-              <w:t xml:space="preserve">Extraction du premier jeu de données (section 6), modèle baseline sur les variables génériques (4.1), première comparaison au marché (8)</w:t>
+              <w:t xml:space="preserve">Extraction, modèles (régression logistique et LightGBM), calibration, comparaison au marché et backtest pour les 3 cibles (durée MKX, finish MK3, vainqueur de manche MKX et MK3) : voir 10.1</w:t>
             </w:r>
           </w:p>
         </w:tc>
@@ -4637,6 +4687,368 @@
           <w:szCs w:val="20"/>
         </w:rPr>
         <w:t xml:space="preserve">⚠ Calendrier réaliste d'un modèle fiable, s'il existe un signal exploitable : premier verdict vers le 25 septembre 2026 (J+3), modèle complet vers fin octobre - mi-novembre, plus 1 à 3 semaines de validation hors entraînement avant de s'y fier. Il est possible que l'étude conclue à l'absence d'avantage exploitable : ce serait un résultat à part entière.</w:t>
+      </w:r>
+    </w:p>
+    <w:p>
+      <w:pPr>
+        <w:pStyle w:val="Heading2"/>
+        <w:spacing w:after="150" w:before="300"/>
+      </w:pPr>
+      <w:r>
+        <w:rPr>
+          <w:rFonts w:ascii="Calibri" w:cs="Calibri" w:eastAsia="Calibri" w:hAnsi="Calibri"/>
+          <w:b/>
+          <w:bCs/>
+          <w:color w:val="2F2A2E"/>
+        </w:rPr>
+        <w:t xml:space="preserve">10.1 Premier verdict (25 septembre 2026, rapport reports/forecasting/)</w:t>
+      </w:r>
+    </w:p>
+    <w:tbl>
+      <w:tblPr>
+        <w:tblW w:type="dxa" w:w="9600"/>
+        <w:tblBorders>
+          <w:top w:val="single" w:color="auto" w:sz="4"/>
+          <w:left w:val="single" w:color="auto" w:sz="4"/>
+          <w:bottom w:val="single" w:color="auto" w:sz="4"/>
+          <w:right w:val="single" w:color="auto" w:sz="4"/>
+          <w:insideH w:val="single" w:color="auto" w:sz="4"/>
+          <w:insideV w:val="single" w:color="auto" w:sz="4"/>
+        </w:tblBorders>
+      </w:tblPr>
+      <w:tblGrid>
+        <w:gridCol w:w="2600"/>
+        <w:gridCol w:w="2300"/>
+        <w:gridCol w:w="4700"/>
+      </w:tblGrid>
+      <w:tr>
+        <w:tc>
+          <w:tcPr>
+            <w:tcW w:type="dxa" w:w="2600"/>
+            <w:shd w:fill="8B1A1A" w:val="clear"/>
+            <w:tcMar>
+              <w:top w:type="dxa" w:w="80"/>
+              <w:left w:type="dxa" w:w="100"/>
+              <w:bottom w:type="dxa" w:w="80"/>
+              <w:right w:type="dxa" w:w="100"/>
+            </w:tcMar>
+            <w:vAlign w:val="center"/>
+          </w:tcPr>
+          <w:p>
+            <w:r>
+              <w:rPr>
+                <w:rFonts w:ascii="Calibri" w:cs="Calibri" w:eastAsia="Calibri" w:hAnsi="Calibri"/>
+                <w:b/>
+                <w:bCs/>
+                <w:color w:val="FFFFFF"/>
+                <w:sz w:val="19"/>
+                <w:szCs w:val="19"/>
+              </w:rPr>
+              <w:t xml:space="preserve">Cible</w:t>
+            </w:r>
+          </w:p>
+        </w:tc>
+        <w:tc>
+          <w:tcPr>
+            <w:tcW w:type="dxa" w:w="2300"/>
+            <w:shd w:fill="8B1A1A" w:val="clear"/>
+            <w:tcMar>
+              <w:top w:type="dxa" w:w="80"/>
+              <w:left w:type="dxa" w:w="100"/>
+              <w:bottom w:type="dxa" w:w="80"/>
+              <w:right w:type="dxa" w:w="100"/>
+            </w:tcMar>
+            <w:vAlign w:val="center"/>
+          </w:tcPr>
+          <w:p>
+            <w:r>
+              <w:rPr>
+                <w:rFonts w:ascii="Calibri" w:cs="Calibri" w:eastAsia="Calibri" w:hAnsi="Calibri"/>
+                <w:b/>
+                <w:bCs/>
+                <w:color w:val="FFFFFF"/>
+                <w:sz w:val="19"/>
+                <w:szCs w:val="19"/>
+              </w:rPr>
+              <w:t xml:space="preserve">Verdict</w:t>
+            </w:r>
+          </w:p>
+        </w:tc>
+        <w:tc>
+          <w:tcPr>
+            <w:tcW w:type="dxa" w:w="4700"/>
+            <w:shd w:fill="8B1A1A" w:val="clear"/>
+            <w:tcMar>
+              <w:top w:type="dxa" w:w="80"/>
+              <w:left w:type="dxa" w:w="100"/>
+              <w:bottom w:type="dxa" w:w="80"/>
+              <w:right w:type="dxa" w:w="100"/>
+            </w:tcMar>
+            <w:vAlign w:val="center"/>
+          </w:tcPr>
+          <w:p>
+            <w:r>
+              <w:rPr>
+                <w:rFonts w:ascii="Calibri" w:cs="Calibri" w:eastAsia="Calibri" w:hAnsi="Calibri"/>
+                <w:b/>
+                <w:bCs/>
+                <w:color w:val="FFFFFF"/>
+                <w:sz w:val="19"/>
+                <w:szCs w:val="19"/>
+              </w:rPr>
+              <w:t xml:space="preserve">Détail</w:t>
+            </w:r>
+          </w:p>
+        </w:tc>
+      </w:tr>
+      <w:tr>
+        <w:tc>
+          <w:tcPr>
+            <w:tcW w:type="dxa" w:w="2600"/>
+            <w:tcMar>
+              <w:top w:type="dxa" w:w="80"/>
+              <w:left w:type="dxa" w:w="100"/>
+              <w:bottom w:type="dxa" w:w="80"/>
+              <w:right w:type="dxa" w:w="100"/>
+            </w:tcMar>
+            <w:vAlign w:val="center"/>
+          </w:tcPr>
+          <w:p>
+            <w:r>
+              <w:rPr>
+                <w:rFonts w:ascii="Calibri" w:cs="Calibri" w:eastAsia="Calibri" w:hAnsi="Calibri"/>
+                <w:b w:val="false"/>
+                <w:bCs w:val="false"/>
+                <w:color w:val="000000"/>
+                <w:sz w:val="19"/>
+                <w:szCs w:val="19"/>
+              </w:rPr>
+              <w:t xml:space="preserve">Vainqueur de manche MKX et MK3</w:t>
+            </w:r>
+          </w:p>
+        </w:tc>
+        <w:tc>
+          <w:tcPr>
+            <w:tcW w:type="dxa" w:w="2300"/>
+            <w:tcMar>
+              <w:top w:type="dxa" w:w="80"/>
+              <w:left w:type="dxa" w:w="100"/>
+              <w:bottom w:type="dxa" w:w="80"/>
+              <w:right w:type="dxa" w:w="100"/>
+            </w:tcMar>
+            <w:vAlign w:val="center"/>
+          </w:tcPr>
+          <w:p>
+            <w:r>
+              <w:rPr>
+                <w:rFonts w:ascii="Calibri" w:cs="Calibri" w:eastAsia="Calibri" w:hAnsi="Calibri"/>
+                <w:b w:val="false"/>
+                <w:bCs w:val="false"/>
+                <w:color w:val="000000"/>
+                <w:sz w:val="19"/>
+                <w:szCs w:val="19"/>
+              </w:rPr>
+              <w:t xml:space="preserve">Aucun avantage détecté</w:t>
+            </w:r>
+          </w:p>
+        </w:tc>
+        <w:tc>
+          <w:tcPr>
+            <w:tcW w:type="dxa" w:w="4700"/>
+            <w:tcMar>
+              <w:top w:type="dxa" w:w="80"/>
+              <w:left w:type="dxa" w:w="100"/>
+              <w:bottom w:type="dxa" w:w="80"/>
+              <w:right w:type="dxa" w:w="100"/>
+            </w:tcMar>
+            <w:vAlign w:val="center"/>
+          </w:tcPr>
+          <w:p>
+            <w:r>
+              <w:rPr>
+                <w:rFonts w:ascii="Calibri" w:cs="Calibri" w:eastAsia="Calibri" w:hAnsi="Calibri"/>
+                <w:b w:val="false"/>
+                <w:bCs w:val="false"/>
+                <w:color w:val="000000"/>
+                <w:sz w:val="19"/>
+                <w:szCs w:val="19"/>
+              </w:rPr>
+              <w:t xml:space="preserve">Le modèle seul fait moins bien que le marché ; son poids dans la combinaison est nul. Le marché intègre déjà la force des combattants.</w:t>
+            </w:r>
+          </w:p>
+        </w:tc>
+      </w:tr>
+      <w:tr>
+        <w:tc>
+          <w:tcPr>
+            <w:tcW w:type="dxa" w:w="2600"/>
+            <w:tcMar>
+              <w:top w:type="dxa" w:w="80"/>
+              <w:left w:type="dxa" w:w="100"/>
+              <w:bottom w:type="dxa" w:w="80"/>
+              <w:right w:type="dxa" w:w="100"/>
+            </w:tcMar>
+            <w:vAlign w:val="center"/>
+          </w:tcPr>
+          <w:p>
+            <w:r>
+              <w:rPr>
+                <w:rFonts w:ascii="Calibri" w:cs="Calibri" w:eastAsia="Calibri" w:hAnsi="Calibri"/>
+                <w:b w:val="false"/>
+                <w:bCs w:val="false"/>
+                <w:color w:val="000000"/>
+                <w:sz w:val="19"/>
+                <w:szCs w:val="19"/>
+              </w:rPr>
+              <w:t xml:space="preserve">Type de finish MK3</w:t>
+            </w:r>
+          </w:p>
+        </w:tc>
+        <w:tc>
+          <w:tcPr>
+            <w:tcW w:type="dxa" w:w="2300"/>
+            <w:tcMar>
+              <w:top w:type="dxa" w:w="80"/>
+              <w:left w:type="dxa" w:w="100"/>
+              <w:bottom w:type="dxa" w:w="80"/>
+              <w:right w:type="dxa" w:w="100"/>
+            </w:tcMar>
+            <w:vAlign w:val="center"/>
+          </w:tcPr>
+          <w:p>
+            <w:r>
+              <w:rPr>
+                <w:rFonts w:ascii="Calibri" w:cs="Calibri" w:eastAsia="Calibri" w:hAnsi="Calibri"/>
+                <w:b w:val="false"/>
+                <w:bCs w:val="false"/>
+                <w:color w:val="000000"/>
+                <w:sz w:val="19"/>
+                <w:szCs w:val="19"/>
+              </w:rPr>
+              <w:t xml:space="preserve">Signal prometteur, non démontré</w:t>
+            </w:r>
+          </w:p>
+        </w:tc>
+        <w:tc>
+          <w:tcPr>
+            <w:tcW w:type="dxa" w:w="4700"/>
+            <w:tcMar>
+              <w:top w:type="dxa" w:w="80"/>
+              <w:left w:type="dxa" w:w="100"/>
+              <w:bottom w:type="dxa" w:w="80"/>
+              <w:right w:type="dxa" w:w="100"/>
+            </w:tcMar>
+            <w:vAlign w:val="center"/>
+          </w:tcPr>
+          <w:p>
+            <w:r>
+              <w:rPr>
+                <w:rFonts w:ascii="Calibri" w:cs="Calibri" w:eastAsia="Calibri" w:hAnsi="Calibri"/>
+                <w:b w:val="false"/>
+                <w:bCs w:val="false"/>
+                <w:color w:val="000000"/>
+                <w:sz w:val="19"/>
+                <w:szCs w:val="19"/>
+              </w:rPr>
+              <w:t xml:space="preserve">Log-loss nettement meilleure que le marché (quelle que soit la méthode de retrait de la marge) : les cotes des finishes rares sont quasiment figées. Mais le backtest à cotes réelles perd (−9,4 %, IC très large), les paris se concentrant sur des issues rares à grosse cote.</w:t>
+            </w:r>
+          </w:p>
+        </w:tc>
+      </w:tr>
+      <w:tr>
+        <w:tc>
+          <w:tcPr>
+            <w:tcW w:type="dxa" w:w="2600"/>
+            <w:tcMar>
+              <w:top w:type="dxa" w:w="80"/>
+              <w:left w:type="dxa" w:w="100"/>
+              <w:bottom w:type="dxa" w:w="80"/>
+              <w:right w:type="dxa" w:w="100"/>
+            </w:tcMar>
+            <w:vAlign w:val="center"/>
+          </w:tcPr>
+          <w:p>
+            <w:r>
+              <w:rPr>
+                <w:rFonts w:ascii="Calibri" w:cs="Calibri" w:eastAsia="Calibri" w:hAnsi="Calibri"/>
+                <w:b w:val="false"/>
+                <w:bCs w:val="false"/>
+                <w:color w:val="000000"/>
+                <w:sz w:val="19"/>
+                <w:szCs w:val="19"/>
+              </w:rPr>
+              <w:t xml:space="preserve">Durée de manche MKX</w:t>
+            </w:r>
+          </w:p>
+        </w:tc>
+        <w:tc>
+          <w:tcPr>
+            <w:tcW w:type="dxa" w:w="2300"/>
+            <w:tcMar>
+              <w:top w:type="dxa" w:w="80"/>
+              <w:left w:type="dxa" w:w="100"/>
+              <w:bottom w:type="dxa" w:w="80"/>
+              <w:right w:type="dxa" w:w="100"/>
+            </w:tcMar>
+            <w:vAlign w:val="center"/>
+          </w:tcPr>
+          <w:p>
+            <w:r>
+              <w:rPr>
+                <w:rFonts w:ascii="Calibri" w:cs="Calibri" w:eastAsia="Calibri" w:hAnsi="Calibri"/>
+                <w:b w:val="false"/>
+                <w:bCs w:val="false"/>
+                <w:color w:val="000000"/>
+                <w:sz w:val="19"/>
+                <w:szCs w:val="19"/>
+              </w:rPr>
+              <w:t xml:space="preserve">Préliminaire (≈ 3 jours)</w:t>
+            </w:r>
+          </w:p>
+        </w:tc>
+        <w:tc>
+          <w:tcPr>
+            <w:tcW w:type="dxa" w:w="4700"/>
+            <w:tcMar>
+              <w:top w:type="dxa" w:w="80"/>
+              <w:left w:type="dxa" w:w="100"/>
+              <w:bottom w:type="dxa" w:w="80"/>
+              <w:right w:type="dxa" w:w="100"/>
+            </w:tcMar>
+            <w:vAlign w:val="center"/>
+          </w:tcPr>
+          <w:p>
+            <w:r>
+              <w:rPr>
+                <w:rFonts w:ascii="Calibri" w:cs="Calibri" w:eastAsia="Calibri" w:hAnsi="Calibri"/>
+                <w:b w:val="false"/>
+                <w:bCs w:val="false"/>
+                <w:color w:val="000000"/>
+                <w:sz w:val="19"/>
+                <w:szCs w:val="19"/>
+              </w:rPr>
+              <w:t xml:space="preserve">Aucune conclusion possible : écart de log-loss dans le bruit, trop peu de paris.</w:t>
+            </w:r>
+          </w:p>
+        </w:tc>
+      </w:tr>
+    </w:tbl>
+    <w:p>
+      <w:pPr>
+        <w:shd w:fill="FCEEEE" w:val="clear"/>
+        <w:spacing w:after="200" w:before="100"/>
+        <w:ind w:left="200"/>
+      </w:pPr>
+      <w:r>
+        <w:rPr>
+          <w:rFonts w:ascii="Calibri" w:cs="Calibri" w:eastAsia="Calibri" w:hAnsi="Calibri"/>
+          <w:i/>
+          <w:iCs/>
+          <w:color w:val="8B1A1A"/>
+          <w:sz w:val="20"/>
+          <w:szCs w:val="20"/>
+        </w:rPr>
+        <w:t xml:space="preserve">⚠ Prochaine étape pour le type de finish : fixer À L'AVANCE une règle de pari prudente (issues fréquentes R/F/B seulement, seuil d'avantage plus élevé) et la juger sur des données futures, jamais en la réajustant sur la fenêtre déjà utilisée pour le test. Un bilan de chaque évaluation est publié sur le salon Telegram « Prédiction Mortal Kombat » ; aucune prédiction manche par manche tant qu'aucun avantage n'est démontré.</w:t>
       </w:r>
     </w:p>
     <w:p>

--- a/docs/forecasting/plan_entrainement_mortal_kombat.docx
+++ b/docs/forecasting/plan_entrainement_mortal_kombat.docx
@@ -4701,7 +4701,7 @@
           <w:bCs/>
           <w:color w:val="2F2A2E"/>
         </w:rPr>
-        <w:t xml:space="preserve">10.1 Premier verdict (25 septembre 2026, rapport reports/forecasting/)</w:t>
+        <w:t xml:space="preserve">10.1 Premier verdict (25 septembre 2026, rapports dans docs/forecasting/rapports/)</w:t>
       </w:r>
     </w:p>
     <w:tbl>
